--- a/backend/templates/cumprimento_cumulado.docx
+++ b/backend/templates/cumprimento_cumulado.docx
@@ -799,20 +799,6 @@
         </w:rPr>
         <w:t xml:space="preserve">esso</w:t>
       </w:r>
-      <w:r/>
-      <w:r>
-        <w:rPr>
-          <w:rFonts w:ascii="Arial" w:hAnsi="Arial" w:eastAsia="Arial" w:cs="Arial"/>
-          <w:b/>
-          <w:bCs/>
-          <w:i w:val="0"/>
-          <w:iCs w:val="0"/>
-          <w:color w:val="000000" w:themeColor="text1"/>
-          <w:sz w:val="24"/>
-          <w:szCs w:val="24"/>
-          <w:highlight w:val="none"/>
-        </w:rPr>
-      </w:r>
       <w:r>
         <w:rPr>
           <w:rFonts w:ascii="Arial" w:hAnsi="Arial" w:eastAsia="Arial" w:cs="Arial"/>
@@ -1066,24 +1052,10 @@
           <w:sz w:val="24"/>
           <w:szCs w:val="24"/>
           <w:highlight w:val="none"/>
-        </w:rPr>
-      </w:r>
-      <w:r>
-        <w:rPr>
-          <w:rFonts w:ascii="Arial" w:hAnsi="Arial" w:eastAsia="Arial" w:cs="Arial"/>
-          <w:b/>
-          <w:bCs/>
-          <w:i w:val="0"/>
-          <w:iCs w:val="0"/>
-          <w:color w:val="000000" w:themeColor="text1"/>
-          <w:sz w:val="24"/>
-          <w:szCs w:val="24"/>
-          <w:highlight w:val="none"/>
           <w:lang w:val="pt-BR"/>
         </w:rPr>
         <w:t xml:space="preserve">DADOS BANCÁRIOS</w:t>
       </w:r>
-      <w:r/>
       <w:r>
         <w:rPr>
           <w:rFonts w:ascii="Arial" w:hAnsi="Arial" w:eastAsia="Arial" w:cs="Arial"/>
@@ -3080,7 +3052,7 @@
         <w:pBdr/>
         <w:spacing w:after="80" w:before="80" w:line="276" w:lineRule="auto"/>
         <w:ind w:left="500"/>
-        <w:jc w:val="both"/>
+        <w:jc w:val="center"/>
         <w:rPr>
           <w:color w:val="000000" w:themeColor="text1"/>
           <w:sz w:val="24"/>
@@ -3519,331 +3491,9 @@
         </w:rPr>
       </w:r>
     </w:p>
-    <w:p>
-      <w:pPr>
-        <w:pBdr/>
-        <w:spacing w:after="80" w:before="80" w:line="276" w:lineRule="auto"/>
-        <w:ind/>
-        <w:jc w:val="both"/>
-        <w:rPr>
-          <w:sz w:val="24"/>
-          <w:szCs w:val="24"/>
-        </w:rPr>
-      </w:pPr>
-      <w:r>
-        <w:rPr>
-          <w:rFonts w:ascii="Arial" w:hAnsi="Arial" w:eastAsia="Arial" w:cs="Arial"/>
-          <w:b/>
-          <w:bCs/>
-          <w:i w:val="0"/>
-          <w:iCs w:val="0"/>
-          <w:color w:val="cc0000"/>
-          <w:sz w:val="24"/>
-          <w:szCs w:val="24"/>
-        </w:rPr>
-        <w:t xml:space="preserve">─── TAGS CRIADAS NESTE TEMPLATE (não presentes no maes_em_acao.txt) ───</w:t>
-      </w:r>
-      <w:r>
-        <w:rPr>
-          <w:sz w:val="24"/>
-          <w:szCs w:val="24"/>
-        </w:rPr>
-      </w:r>
-      <w:r>
-        <w:rPr>
-          <w:sz w:val="24"/>
-          <w:szCs w:val="24"/>
-        </w:rPr>
-      </w:r>
-    </w:p>
-    <w:p>
-      <w:pPr>
-        <w:pBdr/>
-        <w:spacing w:after="80" w:before="80" w:line="276" w:lineRule="auto"/>
-        <w:ind/>
-        <w:jc w:val="both"/>
-        <w:rPr>
-          <w:sz w:val="24"/>
-          <w:szCs w:val="24"/>
-        </w:rPr>
-      </w:pPr>
-      <w:r>
-        <w:rPr>
-          <w:rFonts w:ascii="Arial" w:hAnsi="Arial" w:eastAsia="Arial" w:cs="Arial"/>
-          <w:b/>
-          <w:bCs/>
-          <w:i w:val="0"/>
-          <w:iCs w:val="0"/>
-          <w:color w:val="cc0000"/>
-          <w:sz w:val="24"/>
-          <w:szCs w:val="24"/>
-        </w:rPr>
-        <w:t xml:space="preserve">{data_atual}</w:t>
-      </w:r>
-      <w:r>
-        <w:rPr>
-          <w:rFonts w:ascii="Arial" w:hAnsi="Arial" w:eastAsia="Arial" w:cs="Arial"/>
-          <w:b w:val="0"/>
-          <w:bCs w:val="0"/>
-          <w:i w:val="0"/>
-          <w:iCs w:val="0"/>
-          <w:color w:val="000000"/>
-          <w:sz w:val="24"/>
-          <w:szCs w:val="24"/>
-        </w:rPr>
-        <w:t xml:space="preserve"> — data de geração/assinatura do documento</w:t>
-      </w:r>
-      <w:r>
-        <w:rPr>
-          <w:sz w:val="24"/>
-          <w:szCs w:val="24"/>
-        </w:rPr>
-      </w:r>
-      <w:r>
-        <w:rPr>
-          <w:sz w:val="24"/>
-          <w:szCs w:val="24"/>
-        </w:rPr>
-      </w:r>
-    </w:p>
-    <w:p>
-      <w:pPr>
-        <w:pBdr/>
-        <w:spacing w:after="80" w:before="80" w:line="276" w:lineRule="auto"/>
-        <w:ind/>
-        <w:jc w:val="both"/>
-        <w:rPr>
-          <w:sz w:val="24"/>
-          <w:szCs w:val="24"/>
-        </w:rPr>
-      </w:pPr>
-      <w:r>
-        <w:rPr>
-          <w:rFonts w:ascii="Arial" w:hAnsi="Arial" w:eastAsia="Arial" w:cs="Arial"/>
-          <w:b/>
-          <w:bCs/>
-          <w:i w:val="0"/>
-          <w:iCs w:val="0"/>
-          <w:color w:val="cc0000"/>
-          <w:sz w:val="24"/>
-          <w:szCs w:val="24"/>
-        </w:rPr>
-        <w:t xml:space="preserve">{valor_debito_penhora}</w:t>
-      </w:r>
-      <w:r>
-        <w:rPr>
-          <w:rFonts w:ascii="Arial" w:hAnsi="Arial" w:eastAsia="Arial" w:cs="Arial"/>
-          <w:b w:val="0"/>
-          <w:bCs w:val="0"/>
-          <w:i w:val="0"/>
-          <w:iCs w:val="0"/>
-          <w:color w:val="000000"/>
-          <w:sz w:val="24"/>
-          <w:szCs w:val="24"/>
-        </w:rPr>
-        <w:t xml:space="preserve"> — valor em R$ referente às parcelas antigas (rito da penhora)</w:t>
-      </w:r>
-      <w:r>
-        <w:rPr>
-          <w:sz w:val="24"/>
-          <w:szCs w:val="24"/>
-        </w:rPr>
-      </w:r>
-      <w:r>
-        <w:rPr>
-          <w:sz w:val="24"/>
-          <w:szCs w:val="24"/>
-        </w:rPr>
-      </w:r>
-    </w:p>
-    <w:p>
-      <w:pPr>
-        <w:pBdr/>
-        <w:spacing w:after="80" w:before="80" w:line="276" w:lineRule="auto"/>
-        <w:ind/>
-        <w:jc w:val="both"/>
-        <w:rPr>
-          <w:sz w:val="24"/>
-          <w:szCs w:val="24"/>
-        </w:rPr>
-      </w:pPr>
-      <w:r>
-        <w:rPr>
-          <w:rFonts w:ascii="Arial" w:hAnsi="Arial" w:eastAsia="Arial" w:cs="Arial"/>
-          <w:b/>
-          <w:bCs/>
-          <w:i w:val="0"/>
-          <w:iCs w:val="0"/>
-          <w:color w:val="cc0000"/>
-          <w:sz w:val="24"/>
-          <w:szCs w:val="24"/>
-        </w:rPr>
-        <w:t xml:space="preserve">{valor_debito_penhora_extenso}</w:t>
-      </w:r>
-      <w:r>
-        <w:rPr>
-          <w:rFonts w:ascii="Arial" w:hAnsi="Arial" w:eastAsia="Arial" w:cs="Arial"/>
-          <w:b w:val="0"/>
-          <w:bCs w:val="0"/>
-          <w:i w:val="0"/>
-          <w:iCs w:val="0"/>
-          <w:color w:val="000000"/>
-          <w:sz w:val="24"/>
-          <w:szCs w:val="24"/>
-        </w:rPr>
-        <w:t xml:space="preserve"> — valor por extenso do débito da penhora</w:t>
-      </w:r>
-      <w:r>
-        <w:rPr>
-          <w:sz w:val="24"/>
-          <w:szCs w:val="24"/>
-        </w:rPr>
-      </w:r>
-      <w:r>
-        <w:rPr>
-          <w:sz w:val="24"/>
-          <w:szCs w:val="24"/>
-        </w:rPr>
-      </w:r>
-    </w:p>
-    <w:p>
-      <w:pPr>
-        <w:pBdr/>
-        <w:spacing w:after="80" w:before="80" w:line="276" w:lineRule="auto"/>
-        <w:ind/>
-        <w:jc w:val="both"/>
-        <w:rPr>
-          <w:sz w:val="24"/>
-          <w:szCs w:val="24"/>
-        </w:rPr>
-      </w:pPr>
-      <w:r>
-        <w:rPr>
-          <w:rFonts w:ascii="Arial" w:hAnsi="Arial" w:eastAsia="Arial" w:cs="Arial"/>
-          <w:b/>
-          <w:bCs/>
-          <w:i w:val="0"/>
-          <w:iCs w:val="0"/>
-          <w:color w:val="cc0000"/>
-          <w:sz w:val="24"/>
-          <w:szCs w:val="24"/>
-        </w:rPr>
-        <w:t xml:space="preserve">{valor_debito_prisao}</w:t>
-      </w:r>
-      <w:r>
-        <w:rPr>
-          <w:rFonts w:ascii="Arial" w:hAnsi="Arial" w:eastAsia="Arial" w:cs="Arial"/>
-          <w:b w:val="0"/>
-          <w:bCs w:val="0"/>
-          <w:i w:val="0"/>
-          <w:iCs w:val="0"/>
-          <w:color w:val="000000"/>
-          <w:sz w:val="24"/>
-          <w:szCs w:val="24"/>
-        </w:rPr>
-        <w:t xml:space="preserve"> — valor em R$ referente às últimas 3 parcelas (rito da prisão)</w:t>
-      </w:r>
-      <w:r>
-        <w:rPr>
-          <w:sz w:val="24"/>
-          <w:szCs w:val="24"/>
-        </w:rPr>
-      </w:r>
-      <w:r>
-        <w:rPr>
-          <w:sz w:val="24"/>
-          <w:szCs w:val="24"/>
-        </w:rPr>
-      </w:r>
-    </w:p>
-    <w:p>
-      <w:pPr>
-        <w:pBdr/>
-        <w:spacing w:after="80" w:before="80" w:line="276" w:lineRule="auto"/>
-        <w:ind/>
-        <w:jc w:val="both"/>
-        <w:rPr>
-          <w:sz w:val="24"/>
-          <w:szCs w:val="24"/>
-        </w:rPr>
-      </w:pPr>
-      <w:r>
-        <w:rPr>
-          <w:rFonts w:ascii="Arial" w:hAnsi="Arial" w:eastAsia="Arial" w:cs="Arial"/>
-          <w:b/>
-          <w:bCs/>
-          <w:i w:val="0"/>
-          <w:iCs w:val="0"/>
-          <w:color w:val="cc0000"/>
-          <w:sz w:val="24"/>
-          <w:szCs w:val="24"/>
-        </w:rPr>
-        <w:t xml:space="preserve">{valor_debito_prisao_extenso}</w:t>
-      </w:r>
-      <w:r>
-        <w:rPr>
-          <w:rFonts w:ascii="Arial" w:hAnsi="Arial" w:eastAsia="Arial" w:cs="Arial"/>
-          <w:b w:val="0"/>
-          <w:bCs w:val="0"/>
-          <w:i w:val="0"/>
-          <w:iCs w:val="0"/>
-          <w:color w:val="000000"/>
-          <w:sz w:val="24"/>
-          <w:szCs w:val="24"/>
-        </w:rPr>
-        <w:t xml:space="preserve"> — valor por extenso do débito da prisão</w:t>
-      </w:r>
-      <w:r>
-        <w:rPr>
-          <w:sz w:val="24"/>
-          <w:szCs w:val="24"/>
-        </w:rPr>
-      </w:r>
-      <w:r>
-        <w:rPr>
-          <w:sz w:val="24"/>
-          <w:szCs w:val="24"/>
-        </w:rPr>
-      </w:r>
-    </w:p>
-    <w:p>
-      <w:pPr>
-        <w:pBdr/>
-        <w:spacing w:after="80" w:before="80" w:line="276" w:lineRule="auto"/>
-        <w:ind/>
-        <w:jc w:val="both"/>
-        <w:rPr>
-          <w:sz w:val="24"/>
-          <w:szCs w:val="24"/>
-        </w:rPr>
-      </w:pPr>
-      <w:r>
-        <w:rPr>
-          <w:rFonts w:ascii="Arial" w:hAnsi="Arial" w:eastAsia="Arial" w:cs="Arial"/>
-          <w:b w:val="0"/>
-          <w:bCs w:val="0"/>
-          <w:i/>
-          <w:iCs/>
-          <w:color w:val="777777"/>
-          <w:sz w:val="24"/>
-          <w:szCs w:val="24"/>
-        </w:rPr>
-        <w:t xml:space="preserve">Obs: {valor_debito} e {valor_debito_extenso} são reaproveitados do .txt como TOTAL penhora + prisão.</w:t>
-      </w:r>
-      <w:r>
-        <w:rPr>
-          <w:sz w:val="24"/>
-          <w:szCs w:val="24"/>
-        </w:rPr>
-      </w:r>
-      <w:r>
-        <w:rPr>
-          <w:sz w:val="24"/>
-          <w:szCs w:val="24"/>
-        </w:rPr>
-      </w:r>
-    </w:p>
     <w:sectPr>
+      <w:headerReference w:type="default" r:id="rId9"/>
+      <w:footerReference w:type="default" r:id="rId10"/>
       <w:footnotePr/>
       <w:endnotePr/>
       <w:type w:val="nextPage"/>
@@ -3888,6 +3538,109 @@
 </w:endnotes>
 </file>
 
+<file path=word/footer1.xml><?xml version="1.0" encoding="utf-8"?>
+<w:ftr xmlns:wpc="http://schemas.microsoft.com/office/word/2010/wordprocessingCanvas" xmlns:mc="http://schemas.openxmlformats.org/markup-compatibility/2006" xmlns:o="urn:schemas-microsoft-com:office:office" xmlns:r="http://schemas.openxmlformats.org/officeDocument/2006/relationships" xmlns:m="http://schemas.openxmlformats.org/officeDocument/2006/math" xmlns:v="urn:schemas-microsoft-com:vml" xmlns:wp14="http://schemas.microsoft.com/office/word/2010/wordprocessingDrawing" xmlns:wp="http://schemas.openxmlformats.org/drawingml/2006/wordprocessingDrawing" xmlns:w10="urn:schemas-microsoft-com:office:word" xmlns:w="http://schemas.openxmlformats.org/wordprocessingml/2006/main" xmlns:w14="http://schemas.microsoft.com/office/word/2010/wordml" xmlns:w15="http://schemas.microsoft.com/office/word/2012/wordml" xmlns:wpg="http://schemas.microsoft.com/office/word/2010/wordprocessingGroup" xmlns:wpi="http://schemas.microsoft.com/office/word/2010/wordprocessingInk" xmlns:wne="http://schemas.microsoft.com/office/word/2006/wordml" xmlns:a="http://schemas.openxmlformats.org/drawingml/2006/main" xmlns:wps="http://schemas.microsoft.com/office/word/2010/wordprocessingShape" mc:Ignorable="w14 w15 wp14">
+  <w:p>
+    <w:pPr>
+      <w:pBdr/>
+      <w:spacing/>
+      <w:ind/>
+      <w:rPr/>
+    </w:pPr>
+    <w:r>
+      <mc:AlternateContent>
+        <mc:Choice Requires="wpg">
+          <w:drawing>
+            <wp:anchor xmlns:wp="http://schemas.openxmlformats.org/drawingml/2006/wordprocessingDrawing" xmlns:wp14="http://schemas.microsoft.com/office/word/2010/wordprocessingDrawing" distT="0" distB="0" distL="114300" distR="114300" simplePos="0" relativeHeight="251658240" behindDoc="1" locked="0" layoutInCell="1" allowOverlap="1">
+              <wp:simplePos x="0" y="0"/>
+              <wp:positionH relativeFrom="column">
+                <wp:posOffset>-719935</wp:posOffset>
+              </wp:positionH>
+              <wp:positionV relativeFrom="paragraph">
+                <wp:posOffset>83893</wp:posOffset>
+              </wp:positionV>
+              <wp:extent cx="7560000" cy="818015"/>
+              <wp:effectExtent l="0" t="0" r="0" b="0"/>
+              <wp:wrapNone/>
+              <wp:docPr id="2" name="drawing"/>
+              <wp:cNvGraphicFramePr>
+                <a:graphicFrameLocks xmlns:a="http://schemas.openxmlformats.org/drawingml/2006/main" noChangeAspect="1"/>
+              </wp:cNvGraphicFramePr>
+              <a:graphic xmlns:a="http://schemas.openxmlformats.org/drawingml/2006/main">
+                <a:graphicData uri="http://schemas.openxmlformats.org/drawingml/2006/picture">
+                  <pic:pic xmlns:pic="http://schemas.openxmlformats.org/drawingml/2006/picture">
+                    <pic:nvPicPr>
+                      <pic:cNvPr id="830837747" name="Picture 339061228"/>
+                      <pic:cNvPicPr>
+                        <a:picLocks noChangeAspect="1"/>
+                      </pic:cNvPicPr>
+                      <pic:nvPr/>
+                    </pic:nvPicPr>
+                    <pic:blipFill>
+                      <a:blip r:embed="rId1"/>
+                      <a:stretch/>
+                    </pic:blipFill>
+                    <pic:spPr bwMode="auto">
+                      <a:xfrm rot="0" flipH="0" flipV="0">
+                        <a:off x="0" y="0"/>
+                        <a:ext cx="7560000" cy="818014"/>
+                      </a:xfrm>
+                      <a:prstGeom prst="rect">
+                        <a:avLst/>
+                      </a:prstGeom>
+                    </pic:spPr>
+                  </pic:pic>
+                </a:graphicData>
+              </a:graphic>
+            </wp:anchor>
+          </w:drawing>
+        </mc:Choice>
+        <mc:Fallback>
+          <w:pict>
+            <v:shapetype id="_x0000_t75" coordsize="21600,21600" o:spt="75" o:preferrelative="t" path="m@4@5l@4@11@9@11@9@5xe" filled="f" stroked="f">
+              <v:stroke joinstyle="miter"/>
+              <v:formulas>
+                <v:f eqn="if lineDrawn pixelLineWidth 0"/>
+                <v:f eqn="sum @0 1 0"/>
+                <v:f eqn="sum 0 0 @1"/>
+                <v:f eqn="prod @2 1 2"/>
+                <v:f eqn="prod @3 21600 pixelWidth"/>
+                <v:f eqn="prod @3 21600 pixelHeight"/>
+                <v:f eqn="sum @0 0 1"/>
+                <v:f eqn="prod @6 1 2"/>
+                <v:f eqn="prod @7 21600 pixelWidth"/>
+                <v:f eqn="sum @8 21600 0"/>
+                <v:f eqn="prod @7 21600 pixelHeight"/>
+                <v:f eqn="sum @10 21600 0"/>
+              </v:formulas>
+              <v:path o:extrusionok="f" gradientshapeok="t" o:connecttype="rect"/>
+              <o:lock v:ext="edit" aspectratio="t"/>
+            </v:shapetype>
+            <v:shape id="_x0000_i1" o:spid="_x0000_s1" type="#_x0000_t75" style="position:absolute;z-index:-251658240;o:allowoverlap:true;o:allowincell:true;mso-position-horizontal-relative:text;margin-left:-56.69pt;mso-position-horizontal:absolute;mso-position-vertical-relative:text;margin-top:6.61pt;mso-position-vertical:absolute;width:595.28pt;height:64.41pt;mso-wrap-distance-left:9.00pt;mso-wrap-distance-top:0.00pt;mso-wrap-distance-right:9.00pt;mso-wrap-distance-bottom:0.00pt;rotation:0;z-index:1;" stroked="false">
+              <v:imagedata r:id="rId1" o:title=""/>
+              <o:lock v:ext="edit" rotation="t"/>
+            </v:shape>
+          </w:pict>
+        </mc:Fallback>
+      </mc:AlternateContent>
+    </w:r>
+    <w:r/>
+    <w:r/>
+  </w:p>
+  <w:p>
+    <w:pPr>
+      <w:pStyle w:val="867"/>
+      <w:pBdr/>
+      <w:spacing w:afterAutospacing="1"/>
+      <w:ind/>
+      <w:rPr/>
+    </w:pPr>
+    <w:r/>
+    <w:r/>
+  </w:p>
+</w:ftr>
+</file>
+
 <file path=word/footnotes.xml><?xml version="1.0" encoding="utf-8"?>
 <w:footnotes xmlns:wpc="http://schemas.microsoft.com/office/word/2010/wordprocessingCanvas" xmlns:mc="http://schemas.openxmlformats.org/markup-compatibility/2006" xmlns:o="urn:schemas-microsoft-com:office:office" xmlns:r="http://schemas.openxmlformats.org/officeDocument/2006/relationships" xmlns:m="http://schemas.openxmlformats.org/officeDocument/2006/math" xmlns:v="urn:schemas-microsoft-com:vml" xmlns:wp14="http://schemas.microsoft.com/office/word/2010/wordprocessingDrawing" xmlns:wp="http://schemas.openxmlformats.org/drawingml/2006/wordprocessingDrawing" xmlns:w10="urn:schemas-microsoft-com:office:word" xmlns:w="http://schemas.openxmlformats.org/wordprocessingml/2006/main" xmlns:w14="http://schemas.microsoft.com/office/word/2010/wordml" xmlns:w15="http://schemas.microsoft.com/office/word/2012/wordml" xmlns:wpg="http://schemas.microsoft.com/office/word/2010/wordprocessingGroup" xmlns:wpi="http://schemas.microsoft.com/office/word/2010/wordprocessingInk" xmlns:wne="http://schemas.microsoft.com/office/word/2006/wordml" xmlns:a="http://schemas.openxmlformats.org/drawingml/2006/main" xmlns:wps="http://schemas.microsoft.com/office/word/2010/wordprocessingShape" mc:Ignorable="w14 w15 wp14">
   <w:footnote w:type="separator" w:id="-1">
@@ -3919,6 +3672,109 @@
     </w:p>
   </w:footnote>
 </w:footnotes>
+</file>
+
+<file path=word/header1.xml><?xml version="1.0" encoding="utf-8"?>
+<w:hdr xmlns:wpc="http://schemas.microsoft.com/office/word/2010/wordprocessingCanvas" xmlns:mc="http://schemas.openxmlformats.org/markup-compatibility/2006" xmlns:o="urn:schemas-microsoft-com:office:office" xmlns:r="http://schemas.openxmlformats.org/officeDocument/2006/relationships" xmlns:m="http://schemas.openxmlformats.org/officeDocument/2006/math" xmlns:v="urn:schemas-microsoft-com:vml" xmlns:wp14="http://schemas.microsoft.com/office/word/2010/wordprocessingDrawing" xmlns:wp="http://schemas.openxmlformats.org/drawingml/2006/wordprocessingDrawing" xmlns:w10="urn:schemas-microsoft-com:office:word" xmlns:w="http://schemas.openxmlformats.org/wordprocessingml/2006/main" xmlns:w14="http://schemas.microsoft.com/office/word/2010/wordml" xmlns:w15="http://schemas.microsoft.com/office/word/2012/wordml" xmlns:wpg="http://schemas.microsoft.com/office/word/2010/wordprocessingGroup" xmlns:wpi="http://schemas.microsoft.com/office/word/2010/wordprocessingInk" xmlns:wne="http://schemas.microsoft.com/office/word/2006/wordml" xmlns:a="http://schemas.openxmlformats.org/drawingml/2006/main" xmlns:wps="http://schemas.microsoft.com/office/word/2010/wordprocessingShape" mc:Ignorable="w14 w15 wp14">
+  <w:p>
+    <w:pPr>
+      <w:pBdr/>
+      <w:spacing w:before="193" w:beforeAutospacing="0"/>
+      <w:ind/>
+      <w:rPr/>
+    </w:pPr>
+    <w:r>
+      <mc:AlternateContent>
+        <mc:Choice Requires="wpg">
+          <w:drawing>
+            <wp:anchor xmlns:wp="http://schemas.openxmlformats.org/drawingml/2006/wordprocessingDrawing" xmlns:wp14="http://schemas.microsoft.com/office/word/2010/wordprocessingDrawing" distT="0" distB="0" distL="114300" distR="114300" simplePos="0" relativeHeight="251658240" behindDoc="1" locked="0" layoutInCell="1" allowOverlap="1">
+              <wp:simplePos x="0" y="0"/>
+              <wp:positionH relativeFrom="margin">
+                <wp:posOffset>-737935</wp:posOffset>
+              </wp:positionH>
+              <wp:positionV relativeFrom="paragraph">
+                <wp:posOffset>-551014</wp:posOffset>
+              </wp:positionV>
+              <wp:extent cx="7596000" cy="1363909"/>
+              <wp:effectExtent l="0" t="0" r="0" b="0"/>
+              <wp:wrapNone/>
+              <wp:docPr id="1" name="drawing"/>
+              <wp:cNvGraphicFramePr>
+                <a:graphicFrameLocks xmlns:a="http://schemas.openxmlformats.org/drawingml/2006/main" noChangeAspect="1"/>
+              </wp:cNvGraphicFramePr>
+              <a:graphic xmlns:a="http://schemas.openxmlformats.org/drawingml/2006/main">
+                <a:graphicData uri="http://schemas.openxmlformats.org/drawingml/2006/picture">
+                  <pic:pic xmlns:pic="http://schemas.openxmlformats.org/drawingml/2006/picture">
+                    <pic:nvPicPr>
+                      <pic:cNvPr id="1652697947" name="Picture 693740786"/>
+                      <pic:cNvPicPr>
+                        <a:picLocks noChangeAspect="1"/>
+                      </pic:cNvPicPr>
+                      <pic:nvPr/>
+                    </pic:nvPicPr>
+                    <pic:blipFill>
+                      <a:blip r:embed="rId1"/>
+                      <a:stretch/>
+                    </pic:blipFill>
+                    <pic:spPr bwMode="auto">
+                      <a:xfrm rot="0" flipH="0" flipV="0">
+                        <a:off x="0" y="0"/>
+                        <a:ext cx="7596000" cy="1363908"/>
+                      </a:xfrm>
+                      <a:prstGeom prst="rect">
+                        <a:avLst/>
+                      </a:prstGeom>
+                    </pic:spPr>
+                  </pic:pic>
+                </a:graphicData>
+              </a:graphic>
+            </wp:anchor>
+          </w:drawing>
+        </mc:Choice>
+        <mc:Fallback>
+          <w:pict>
+            <v:shapetype id="_x0000_t75" coordsize="21600,21600" o:spt="75" o:preferrelative="t" path="m@4@5l@4@11@9@11@9@5xe" filled="f" stroked="f">
+              <v:stroke joinstyle="miter"/>
+              <v:formulas>
+                <v:f eqn="if lineDrawn pixelLineWidth 0"/>
+                <v:f eqn="sum @0 1 0"/>
+                <v:f eqn="sum 0 0 @1"/>
+                <v:f eqn="prod @2 1 2"/>
+                <v:f eqn="prod @3 21600 pixelWidth"/>
+                <v:f eqn="prod @3 21600 pixelHeight"/>
+                <v:f eqn="sum @0 0 1"/>
+                <v:f eqn="prod @6 1 2"/>
+                <v:f eqn="prod @7 21600 pixelWidth"/>
+                <v:f eqn="sum @8 21600 0"/>
+                <v:f eqn="prod @7 21600 pixelHeight"/>
+                <v:f eqn="sum @10 21600 0"/>
+              </v:formulas>
+              <v:path o:extrusionok="f" gradientshapeok="t" o:connecttype="rect"/>
+              <o:lock v:ext="edit" aspectratio="t"/>
+            </v:shapetype>
+            <v:shape id="_x0000_i0" o:spid="_x0000_s0" type="#_x0000_t75" style="position:absolute;z-index:-251658240;o:allowoverlap:true;o:allowincell:true;mso-position-horizontal-relative:margin;margin-left:-58.11pt;mso-position-horizontal:absolute;mso-position-vertical-relative:text;margin-top:-43.39pt;mso-position-vertical:absolute;width:598.11pt;height:107.39pt;mso-wrap-distance-left:9.00pt;mso-wrap-distance-top:0.00pt;mso-wrap-distance-right:9.00pt;mso-wrap-distance-bottom:0.00pt;rotation:0;z-index:1;" stroked="false">
+              <v:imagedata r:id="rId1" o:title=""/>
+              <o:lock v:ext="edit" rotation="t"/>
+            </v:shape>
+          </w:pict>
+        </mc:Fallback>
+      </mc:AlternateContent>
+    </w:r>
+    <w:r/>
+    <w:r/>
+  </w:p>
+  <w:p>
+    <w:pPr>
+      <w:pStyle w:val="865"/>
+      <w:pBdr/>
+      <w:spacing w:afterAutospacing="1" w:beforeAutospacing="1"/>
+      <w:ind/>
+      <w:rPr/>
+    </w:pPr>
+    <w:r/>
+    <w:r/>
+  </w:p>
+</w:hdr>
 </file>
 
 <file path=word/numbering.xml><?xml version="1.0" encoding="utf-8"?>
